--- a/AAT DELIVERABLES/3.Research_Protocol_Angela_Acosta.docx
+++ b/AAT DELIVERABLES/3.Research_Protocol_Angela_Acosta.docx
@@ -2562,7 +2562,7 @@
           <w:sz w:val="24"/>
           <w:szCs w:val="24"/>
         </w:rPr>
-        <w:t xml:space="preserve"> Paper-product imports form at least two distinguishable profiles that differ in their share of proxy-indicated sustainable records.</w:t>
+        <w:t xml:space="preserve"> Parent-roll imports form at least two distinguishable profiles that differ in their share of proxy-indicated sustainable records.</w:t>
       </w:r>
     </w:p>
     <w:p>
@@ -3672,7 +3672,7 @@
           <w:sz w:val="24"/>
           <w:szCs w:val="24"/>
         </w:rPr>
-        <w:t>predicts the proxy label from structured fields only (subheading, origin, supplier, unit value, volume, frequency). The description text is excluded as a feature because the label is built from it. Validation uses folds grouped by importer on 2020–2024 (supplier is missing in about half of the records) and a final test on 2025. XGBoost is compared with majority-class, logistic-regression and Random Forest baselines that receive the same tuning effort. Metrics: PR-AUC (primary), F1, precision and recall, reported as mean ± SD over folds and seeds. (RQ2)</w:t>
+        <w:t>predicts the proxy label from structured fields only (subheading, origin, supplier, unit value, volume, frequency). The description text is excluded as a feature because the label is built from it. Validation uses folds grouped by importer on 2020–2024 (supplier is missing in about half of the records) and a final test on 2025. XGBoost is compared with majority-class and logistic-regression baselines on identical folds (corrected resampled t-test). Metrics: PR-AUC (primary), F1, precision and recall, reported as mean ± SD over folds and at least 20 seeds. (RQ2)</w:t>
       </w:r>
     </w:p>
     <w:p>
